--- a/docs/Доклад.docx
+++ b/docs/Доклад.docx
@@ -4,6 +4,7 @@
   <w:body>
     <w:p>
       <w:pPr>
+        <w:spacing w:after="0" w:line="336" w:lineRule="auto"/>
         <w:rPr>
           <w:rFonts w:cstheme="minorHAnsi"/>
           <w:b/>
@@ -23,6 +24,7 @@
     </w:p>
     <w:p>
       <w:pPr>
+        <w:spacing w:after="0" w:line="336" w:lineRule="auto"/>
         <w:ind w:firstLine="567"/>
         <w:jc w:val="both"/>
         <w:rPr>
@@ -51,19 +53,7 @@
         <w:rPr>
           <w:rFonts w:cstheme="minorHAnsi"/>
         </w:rPr>
-        <w:t xml:space="preserve"> и </w:t>
-      </w:r>
-      <w:r>
-        <w:rPr>
-          <w:rFonts w:cstheme="minorHAnsi"/>
-        </w:rPr>
-        <w:t>Мороз Надежд</w:t>
-      </w:r>
-      <w:r>
-        <w:rPr>
-          <w:rFonts w:cstheme="minorHAnsi"/>
-        </w:rPr>
-        <w:t>а</w:t>
+        <w:t xml:space="preserve"> и Мороз Надежда</w:t>
       </w:r>
       <w:r>
         <w:rPr>
@@ -129,13 +119,7 @@
         <w:rPr>
           <w:rFonts w:cstheme="minorHAnsi"/>
         </w:rPr>
-        <w:t xml:space="preserve">Руководитель проекта </w:t>
-      </w:r>
-      <w:r>
-        <w:rPr>
-          <w:rFonts w:cstheme="minorHAnsi"/>
-        </w:rPr>
-        <w:t>Твердохлеб Юлия Алексеевна</w:t>
+        <w:t>Руководитель проекта Твердохлеб Юлия Алексеевна</w:t>
       </w:r>
       <w:r>
         <w:rPr>
@@ -146,6 +130,7 @@
     </w:p>
     <w:p>
       <w:pPr>
+        <w:spacing w:after="0" w:line="336" w:lineRule="auto"/>
         <w:ind w:firstLine="567"/>
         <w:rPr>
           <w:rFonts w:cstheme="minorHAnsi"/>
@@ -154,6 +139,7 @@
     </w:p>
     <w:p>
       <w:pPr>
+        <w:spacing w:after="0" w:line="336" w:lineRule="auto"/>
         <w:rPr>
           <w:rFonts w:cstheme="minorHAnsi"/>
           <w:b/>
@@ -173,6 +159,34 @@
     </w:p>
     <w:p>
       <w:pPr>
+        <w:spacing w:after="0" w:line="336" w:lineRule="auto"/>
+        <w:ind w:firstLine="567"/>
+        <w:rPr>
+          <w:rFonts w:cstheme="minorHAnsi"/>
+        </w:rPr>
+      </w:pPr>
+      <w:r>
+        <w:rPr>
+          <w:rFonts w:cstheme="minorHAnsi"/>
+        </w:rPr>
+        <w:t xml:space="preserve">Машинное обучение и ИИ стали незаменимыми помощниками для </w:t>
+      </w:r>
+      <w:r>
+        <w:rPr>
+          <w:rFonts w:cstheme="minorHAnsi"/>
+        </w:rPr>
+        <w:t>людей и</w:t>
+      </w:r>
+      <w:r>
+        <w:rPr>
+          <w:rFonts w:cstheme="minorHAnsi"/>
+        </w:rPr>
+        <w:t xml:space="preserve"> очень актуальны в наше время</w:t>
+      </w:r>
+    </w:p>
+    <w:p>
+      <w:pPr>
+        <w:spacing w:after="0" w:line="336" w:lineRule="auto"/>
         <w:ind w:firstLine="567"/>
         <w:jc w:val="both"/>
         <w:rPr>
@@ -183,63 +197,20 @@
         <w:rPr>
           <w:rFonts w:cstheme="minorHAnsi"/>
         </w:rPr>
-        <w:t xml:space="preserve">Разработка модели </w:t>
-      </w:r>
-      <w:r>
-        <w:rPr>
-          <w:rFonts w:cstheme="minorHAnsi"/>
-        </w:rPr>
-        <w:t>и WEB</w:t>
-      </w:r>
-      <w:r>
-        <w:rPr>
-          <w:rFonts w:cstheme="minorHAnsi"/>
-        </w:rPr>
-        <w:t xml:space="preserve"> приложения «Прогноз итоговой годовой оценки по математике»</w:t>
-      </w:r>
-      <w:r>
-        <w:rPr>
-          <w:rFonts w:cstheme="minorHAnsi"/>
-        </w:rPr>
-        <w:t>.</w:t>
-      </w:r>
-    </w:p>
-    <w:p>
-      <w:pPr>
-        <w:ind w:firstLine="567"/>
-        <w:rPr>
-          <w:rFonts w:cstheme="minorHAnsi"/>
-        </w:rPr>
-      </w:pPr>
-      <w:r>
-        <w:rPr>
-          <w:rFonts w:cstheme="minorHAnsi"/>
-        </w:rPr>
-        <w:t xml:space="preserve">Машинное обучение и ИИ стали незаменимыми помощниками для </w:t>
-      </w:r>
-      <w:r>
-        <w:rPr>
-          <w:rFonts w:cstheme="minorHAnsi"/>
-        </w:rPr>
-        <w:t>людей и</w:t>
-      </w:r>
-      <w:r>
-        <w:rPr>
-          <w:rFonts w:cstheme="minorHAnsi"/>
-        </w:rPr>
-        <w:t xml:space="preserve"> очень актуальны в наше время</w:t>
-      </w:r>
-    </w:p>
-    <w:p>
-      <w:pPr>
-        <w:ind w:firstLine="567"/>
-        <w:rPr>
-          <w:rFonts w:cstheme="minorHAnsi"/>
-        </w:rPr>
-      </w:pPr>
-    </w:p>
-    <w:p>
-      <w:pPr>
+        <w:t>Целью нашего проекта является разработка модели и WEB приложения «Прогноз итоговой годовой оценки по математике».</w:t>
+      </w:r>
+    </w:p>
+    <w:p>
+      <w:pPr>
+        <w:spacing w:after="0" w:line="336" w:lineRule="auto"/>
+        <w:rPr>
+          <w:rFonts w:cstheme="minorHAnsi"/>
+        </w:rPr>
+      </w:pPr>
+    </w:p>
+    <w:p>
+      <w:pPr>
+        <w:spacing w:after="0" w:line="336" w:lineRule="auto"/>
         <w:rPr>
           <w:rFonts w:cstheme="minorHAnsi"/>
           <w:b/>
@@ -254,22 +225,13 @@
           <w:bCs/>
           <w:color w:val="1F4E79" w:themeColor="accent5" w:themeShade="80"/>
         </w:rPr>
-        <w:t xml:space="preserve">Слайд </w:t>
-      </w:r>
-      <w:r>
-        <w:rPr>
-          <w:rFonts w:cstheme="minorHAnsi"/>
-          <w:b/>
-          <w:bCs/>
-          <w:color w:val="1F4E79" w:themeColor="accent5" w:themeShade="80"/>
-        </w:rPr>
-        <w:t>3</w:t>
+        <w:t>Слайд 3</w:t>
       </w:r>
     </w:p>
     <w:p>
       <w:pPr>
         <w:pStyle w:val="a7"/>
-        <w:spacing w:after="0" w:line="360" w:lineRule="auto"/>
+        <w:spacing w:after="0" w:line="336" w:lineRule="auto"/>
         <w:ind w:left="0" w:firstLine="567"/>
         <w:jc w:val="both"/>
         <w:outlineLvl w:val="0"/>
@@ -286,7 +248,109 @@
         <w:rPr>
           <w:rFonts w:cstheme="minorHAnsi"/>
         </w:rPr>
-        <w:t xml:space="preserve">Чтобы разобраться в машинном обучении мы решили действовать от простого к сложному, и сначала разработать и обучить самую простую модель ИИ. Мы выбрали модель для </w:t>
+        <w:t xml:space="preserve">Задачи нашего проекта следующие: </w:t>
+      </w:r>
+      <w:r>
+        <w:rPr>
+          <w:rFonts w:cstheme="minorHAnsi"/>
+          <w:b/>
+          <w:bCs/>
+          <w:i/>
+          <w:iCs/>
+          <w:color w:val="538135" w:themeColor="accent6" w:themeShade="BF"/>
+        </w:rPr>
+        <w:t>&lt;Показать на слайде&gt;</w:t>
+      </w:r>
+      <w:r>
+        <w:rPr>
+          <w:rFonts w:cstheme="minorHAnsi"/>
+        </w:rPr>
+        <w:t>.</w:t>
+      </w:r>
+    </w:p>
+    <w:p>
+      <w:pPr>
+        <w:spacing w:after="0" w:line="336" w:lineRule="auto"/>
+        <w:ind w:firstLine="567"/>
+        <w:rPr>
+          <w:rFonts w:cstheme="minorHAnsi"/>
+        </w:rPr>
+      </w:pPr>
+    </w:p>
+    <w:p>
+      <w:pPr>
+        <w:spacing w:after="0" w:line="336" w:lineRule="auto"/>
+        <w:rPr>
+          <w:rFonts w:cstheme="minorHAnsi"/>
+          <w:b/>
+          <w:bCs/>
+          <w:color w:val="1F4E79" w:themeColor="accent5" w:themeShade="80"/>
+        </w:rPr>
+      </w:pPr>
+      <w:r>
+        <w:rPr>
+          <w:rFonts w:cstheme="minorHAnsi"/>
+          <w:b/>
+          <w:bCs/>
+          <w:color w:val="1F4E79" w:themeColor="accent5" w:themeShade="80"/>
+        </w:rPr>
+        <w:t xml:space="preserve">Слайд </w:t>
+      </w:r>
+      <w:r>
+        <w:rPr>
+          <w:rFonts w:cstheme="minorHAnsi"/>
+          <w:b/>
+          <w:bCs/>
+          <w:color w:val="1F4E79" w:themeColor="accent5" w:themeShade="80"/>
+        </w:rPr>
+        <w:t>4</w:t>
+      </w:r>
+    </w:p>
+    <w:p>
+      <w:pPr>
+        <w:pStyle w:val="a7"/>
+        <w:spacing w:after="0" w:line="336" w:lineRule="auto"/>
+        <w:ind w:left="0" w:firstLine="567"/>
+        <w:jc w:val="both"/>
+        <w:outlineLvl w:val="0"/>
+        <w:rPr>
+          <w:rFonts w:cstheme="minorHAnsi"/>
+          <w:b/>
+          <w:bCs/>
+          <w:i/>
+          <w:iCs/>
+          <w:color w:val="538135" w:themeColor="accent6" w:themeShade="BF"/>
+        </w:rPr>
+      </w:pPr>
+      <w:r>
+        <w:rPr>
+          <w:rFonts w:cstheme="minorHAnsi"/>
+        </w:rPr>
+        <w:t>Чтобы разобраться в машинном обучении мы решили действовать от простого к сложному, и сначала разработать и обучить самую простую модель ИИ. Мы</w:t>
+      </w:r>
+      <w:r>
+        <w:rPr>
+          <w:rFonts w:cstheme="minorHAnsi"/>
+        </w:rPr>
+        <w:t xml:space="preserve"> решили разобраться на простой</w:t>
+      </w:r>
+      <w:r>
+        <w:rPr>
+          <w:rFonts w:cstheme="minorHAnsi"/>
+        </w:rPr>
+        <w:t xml:space="preserve"> модел</w:t>
+      </w:r>
+      <w:r>
+        <w:rPr>
+          <w:rFonts w:cstheme="minorHAnsi"/>
+        </w:rPr>
+        <w:t>и</w:t>
+      </w:r>
+      <w:r>
+        <w:rPr>
+          <w:rFonts w:cstheme="minorHAnsi"/>
+        </w:rPr>
+        <w:t xml:space="preserve"> для </w:t>
       </w:r>
       <w:r>
         <w:rPr>
@@ -315,58 +379,78 @@
         <w:rPr>
           <w:rFonts w:cstheme="minorHAnsi"/>
         </w:rPr>
-        <w:t xml:space="preserve">. Писать эту простую модель (и в будущем модель </w:t>
-      </w:r>
-      <w:r>
-        <w:rPr>
-          <w:rFonts w:cstheme="minorHAnsi"/>
-        </w:rPr>
-        <w:t>для нашего</w:t>
-      </w:r>
-      <w:r>
-        <w:rPr>
-          <w:rFonts w:cstheme="minorHAnsi"/>
-        </w:rPr>
-        <w:t xml:space="preserve"> продукта) мы решили на языке </w:t>
-      </w:r>
-      <w:r>
-        <w:rPr>
-          <w:rFonts w:cstheme="minorHAnsi"/>
-          <w:i/>
-          <w:iCs/>
+        <w:t xml:space="preserve">. </w:t>
+      </w:r>
+      <w:r>
+        <w:rPr>
+          <w:rFonts w:cstheme="minorHAnsi"/>
+        </w:rPr>
+        <w:t>Первое что нам надо, это собрать данные для обучения, у нас тут все просто</w:t>
+      </w:r>
+      <w:r>
+        <w:rPr>
+          <w:rFonts w:cstheme="minorHAnsi"/>
+        </w:rPr>
+        <w:t xml:space="preserve"> входные данные это </w:t>
+      </w:r>
+      <w:r>
+        <w:rPr>
+          <w:rFonts w:cstheme="minorHAnsi"/>
           <w:lang w:val="en-US"/>
         </w:rPr>
-        <w:t>python</w:t>
-      </w:r>
-      <w:r>
-        <w:rPr>
-          <w:rFonts w:cstheme="minorHAnsi"/>
-        </w:rPr>
-        <w:t xml:space="preserve"> и использовать </w:t>
-      </w:r>
-      <w:r>
-        <w:rPr>
-          <w:rFonts w:cstheme="minorHAnsi"/>
-        </w:rPr>
-        <w:t xml:space="preserve">будем библиотеку для машинного обучения </w:t>
-      </w:r>
-      <w:proofErr w:type="spellStart"/>
-      <w:r>
-        <w:rPr>
-          <w:rFonts w:cstheme="minorHAnsi"/>
-          <w:i/>
-          <w:iCs/>
-        </w:rPr>
-        <w:t>tensorflow</w:t>
-      </w:r>
-      <w:proofErr w:type="spellEnd"/>
-      <w:r>
-        <w:rPr>
-          <w:rFonts w:cstheme="minorHAnsi"/>
-        </w:rPr>
-        <w:t xml:space="preserve">. </w:t>
-      </w:r>
-      <w:r>
+        <w:t>x</w:t>
+      </w:r>
+      <w:r>
+        <w:rPr>
+          <w:rFonts w:cstheme="minorHAnsi"/>
+        </w:rPr>
+        <w:t xml:space="preserve">, а </w:t>
+      </w:r>
+      <w:r>
+        <w:rPr>
+          <w:rFonts w:cstheme="minorHAnsi"/>
+        </w:rPr>
+        <w:t>выходные данные — это</w:t>
+      </w:r>
+      <w:r>
+        <w:rPr>
+          <w:rFonts w:cstheme="minorHAnsi"/>
+        </w:rPr>
+        <w:t xml:space="preserve"> результат решения уравнения</w:t>
+      </w:r>
+      <w:r>
+        <w:rPr>
+          <w:rFonts w:cstheme="minorHAnsi"/>
+        </w:rPr>
+        <w:t>. Дальше нам нужно разделить данные на тренировочные и тестовые в пропорции 80% / 20%.</w:t>
+      </w:r>
+      <w:r>
+        <w:rPr>
+          <w:rFonts w:cstheme="minorHAnsi"/>
+        </w:rPr>
+        <w:t xml:space="preserve"> Следующий шаг – это разработка нейронной сети модели, для этой задачи это один слой </w:t>
+      </w:r>
+      <w:r>
+        <w:rPr>
+          <w:rFonts w:cstheme="minorHAnsi"/>
+          <w:lang w:val="en-US"/>
+        </w:rPr>
+        <w:t>Dense</w:t>
+      </w:r>
+      <w:r>
+        <w:rPr>
+          <w:rFonts w:cstheme="minorHAnsi"/>
+        </w:rPr>
+        <w:t xml:space="preserve"> с одним нейроном. Дальше происходит обучение нейронной сети, то есть заполнение весов на основе входных и выходных данных. И в конце модель нужно протестировать.</w:t>
+      </w:r>
+    </w:p>
+    <w:p>
+      <w:pPr>
+        <w:pStyle w:val="a7"/>
+        <w:spacing w:after="0" w:line="336" w:lineRule="auto"/>
+        <w:ind w:left="0" w:firstLine="567"/>
+        <w:jc w:val="both"/>
+        <w:outlineLvl w:val="0"/>
         <w:rPr>
           <w:rFonts w:cstheme="minorHAnsi"/>
           <w:b/>
@@ -375,53 +459,273 @@
           <w:iCs/>
           <w:color w:val="538135" w:themeColor="accent6" w:themeShade="BF"/>
         </w:rPr>
-        <w:t>&lt;Описать схему на слайде&gt;</w:t>
+      </w:pPr>
+    </w:p>
+    <w:p>
+      <w:pPr>
+        <w:spacing w:after="0" w:line="336" w:lineRule="auto"/>
+        <w:rPr>
+          <w:rFonts w:cstheme="minorHAnsi"/>
+          <w:b/>
+          <w:bCs/>
+          <w:color w:val="833C0B" w:themeColor="accent2" w:themeShade="80"/>
+        </w:rPr>
+      </w:pPr>
+      <w:r>
+        <w:rPr>
+          <w:rFonts w:cstheme="minorHAnsi"/>
+          <w:b/>
+          <w:bCs/>
+          <w:color w:val="833C0B" w:themeColor="accent2" w:themeShade="80"/>
+        </w:rPr>
+        <w:t xml:space="preserve">Слайд </w:t>
+      </w:r>
+      <w:r>
+        <w:rPr>
+          <w:rFonts w:cstheme="minorHAnsi"/>
+          <w:b/>
+          <w:bCs/>
+          <w:color w:val="833C0B" w:themeColor="accent2" w:themeShade="80"/>
+        </w:rPr>
+        <w:t>5</w:t>
       </w:r>
     </w:p>
     <w:p>
       <w:pPr>
         <w:pStyle w:val="a7"/>
-        <w:spacing w:after="0" w:line="360" w:lineRule="auto"/>
+        <w:spacing w:after="0" w:line="336" w:lineRule="auto"/>
         <w:ind w:left="0" w:firstLine="567"/>
         <w:jc w:val="both"/>
         <w:outlineLvl w:val="0"/>
         <w:rPr>
           <w:rFonts w:cstheme="minorHAnsi"/>
-        </w:rPr>
-      </w:pPr>
-    </w:p>
-    <w:p>
-      <w:pPr>
-        <w:rPr>
-          <w:rFonts w:cstheme="minorHAnsi"/>
-          <w:b/>
-          <w:bCs/>
-          <w:color w:val="1F4E79" w:themeColor="accent5" w:themeShade="80"/>
-        </w:rPr>
-      </w:pPr>
-      <w:r>
-        <w:rPr>
-          <w:rFonts w:cstheme="minorHAnsi"/>
-          <w:b/>
-          <w:bCs/>
-          <w:color w:val="1F4E79" w:themeColor="accent5" w:themeShade="80"/>
-        </w:rPr>
-        <w:t xml:space="preserve">Слайд </w:t>
-      </w:r>
-      <w:r>
-        <w:rPr>
-          <w:rFonts w:cstheme="minorHAnsi"/>
-          <w:b/>
-          <w:bCs/>
-          <w:color w:val="1F4E79" w:themeColor="accent5" w:themeShade="80"/>
-        </w:rPr>
-        <w:t>4</w:t>
+          <w:b/>
+          <w:bCs/>
+          <w:i/>
+          <w:iCs/>
+          <w:color w:val="538135" w:themeColor="accent6" w:themeShade="BF"/>
+        </w:rPr>
+      </w:pPr>
+      <w:r>
+        <w:rPr>
+          <w:rFonts w:cstheme="minorHAnsi"/>
+        </w:rPr>
+        <w:t xml:space="preserve">Важной частью в машинном обучении является сбор и проверка данных для обучения. От качества и количества собранных данных напрямую зависит точность предсказания модели. Данные мы собирали и потом объединили из трех источников </w:t>
+      </w:r>
+      <w:r>
+        <w:rPr>
+          <w:rFonts w:cstheme="minorHAnsi"/>
+          <w:b/>
+          <w:bCs/>
+          <w:i/>
+          <w:iCs/>
+          <w:color w:val="538135" w:themeColor="accent6" w:themeShade="BF"/>
+        </w:rPr>
+        <w:t>&lt;Перечислить на слайде&gt;</w:t>
+      </w:r>
+      <w:r>
+        <w:rPr>
+          <w:rFonts w:cstheme="minorHAnsi"/>
+        </w:rPr>
+        <w:t xml:space="preserve">. После сбора данных мы проверяли каждую запись на спам, особенно это касалось данных, собранных из формы разосланной на почтовые ящики нашей школы. Поля для входных </w:t>
+      </w:r>
+      <w:r>
+        <w:rPr>
+          <w:rFonts w:cstheme="minorHAnsi"/>
+        </w:rPr>
+        <w:t>данных</w:t>
+      </w:r>
+      <w:r>
+        <w:rPr>
+          <w:rFonts w:cstheme="minorHAnsi"/>
+          <w:b/>
+          <w:bCs/>
+          <w:i/>
+          <w:iCs/>
+          <w:color w:val="538135" w:themeColor="accent6" w:themeShade="BF"/>
+        </w:rPr>
+        <w:t xml:space="preserve"> &lt;</w:t>
+      </w:r>
+      <w:r>
+        <w:rPr>
+          <w:rFonts w:cstheme="minorHAnsi"/>
+          <w:b/>
+          <w:bCs/>
+          <w:i/>
+          <w:iCs/>
+          <w:color w:val="538135" w:themeColor="accent6" w:themeShade="BF"/>
+        </w:rPr>
+        <w:t>Показать на слайде&gt;</w:t>
+      </w:r>
+      <w:r>
+        <w:rPr>
+          <w:rFonts w:cstheme="minorHAnsi"/>
+        </w:rPr>
+        <w:t xml:space="preserve"> – это </w:t>
+      </w:r>
+      <w:r>
+        <w:rPr>
+          <w:rFonts w:cstheme="minorHAnsi"/>
+        </w:rPr>
+        <w:t>параметры,</w:t>
+      </w:r>
+      <w:r>
+        <w:rPr>
+          <w:rFonts w:cstheme="minorHAnsi"/>
+        </w:rPr>
+        <w:t xml:space="preserve"> влияющие на итоговую оценку, </w:t>
+      </w:r>
+      <w:r>
+        <w:rPr>
+          <w:rFonts w:cstheme="minorHAnsi"/>
+        </w:rPr>
+        <w:t>а</w:t>
+      </w:r>
+      <w:r>
+        <w:rPr>
+          <w:rFonts w:cstheme="minorHAnsi"/>
+        </w:rPr>
+        <w:t xml:space="preserve"> выходные </w:t>
+      </w:r>
+      <w:r>
+        <w:rPr>
+          <w:rFonts w:cstheme="minorHAnsi"/>
+        </w:rPr>
+        <w:t>данные</w:t>
+      </w:r>
+      <w:r>
+        <w:rPr>
+          <w:rFonts w:cstheme="minorHAnsi"/>
+          <w:b/>
+          <w:bCs/>
+          <w:i/>
+          <w:iCs/>
+          <w:color w:val="538135" w:themeColor="accent6" w:themeShade="BF"/>
+        </w:rPr>
+        <w:t xml:space="preserve"> &lt;</w:t>
+      </w:r>
+      <w:r>
+        <w:rPr>
+          <w:rFonts w:cstheme="minorHAnsi"/>
+          <w:b/>
+          <w:bCs/>
+          <w:i/>
+          <w:iCs/>
+          <w:color w:val="538135" w:themeColor="accent6" w:themeShade="BF"/>
+        </w:rPr>
+        <w:t xml:space="preserve">Показать на </w:t>
+      </w:r>
+      <w:r>
+        <w:rPr>
+          <w:rFonts w:cstheme="minorHAnsi"/>
+          <w:b/>
+          <w:bCs/>
+          <w:i/>
+          <w:iCs/>
+          <w:color w:val="538135" w:themeColor="accent6" w:themeShade="BF"/>
+        </w:rPr>
+        <w:t>слайде&gt;</w:t>
+      </w:r>
+      <w:r>
+        <w:rPr>
+          <w:rFonts w:ascii="Times New Roman" w:hAnsi="Times New Roman" w:cs="Times New Roman"/>
+        </w:rPr>
+        <w:t xml:space="preserve"> </w:t>
+      </w:r>
+      <w:r>
+        <w:rPr>
+          <w:rFonts w:cstheme="minorHAnsi"/>
+        </w:rPr>
+        <w:t>—</w:t>
+      </w:r>
+      <w:r>
+        <w:rPr>
+          <w:rFonts w:cstheme="minorHAnsi"/>
+        </w:rPr>
+        <w:t xml:space="preserve"> это оценка. </w:t>
+      </w:r>
+      <w:r>
+        <w:rPr>
+          <w:rFonts w:cstheme="minorHAnsi"/>
+        </w:rPr>
+        <w:t xml:space="preserve">Рассмотрим входное поле </w:t>
+      </w:r>
+      <w:r>
+        <w:rPr>
+          <w:rFonts w:ascii="Times New Roman" w:hAnsi="Times New Roman" w:cs="Times New Roman"/>
+        </w:rPr>
+        <w:t xml:space="preserve">famsize </w:t>
+      </w:r>
+      <w:r>
+        <w:rPr>
+          <w:rFonts w:cstheme="minorHAnsi"/>
+          <w:b/>
+          <w:bCs/>
+          <w:i/>
+          <w:iCs/>
+          <w:color w:val="538135" w:themeColor="accent6" w:themeShade="BF"/>
+        </w:rPr>
+        <w:t>&lt;Показать на слайде&gt;</w:t>
+      </w:r>
+      <w:r>
+        <w:rPr>
+          <w:rFonts w:ascii="Times New Roman" w:hAnsi="Times New Roman" w:cs="Times New Roman"/>
+        </w:rPr>
+        <w:t xml:space="preserve"> это размер семьи, мы включили это</w:t>
+      </w:r>
+      <w:r>
+        <w:rPr>
+          <w:rFonts w:ascii="Times New Roman" w:hAnsi="Times New Roman" w:cs="Times New Roman"/>
+        </w:rPr>
+        <w:t>т</w:t>
+      </w:r>
+      <w:r>
+        <w:rPr>
+          <w:rFonts w:ascii="Times New Roman" w:hAnsi="Times New Roman" w:cs="Times New Roman"/>
+        </w:rPr>
+        <w:t xml:space="preserve"> показатель, так как семья может </w:t>
+      </w:r>
+      <w:r>
+        <w:rPr>
+          <w:rFonts w:ascii="Times New Roman" w:hAnsi="Times New Roman" w:cs="Times New Roman"/>
+        </w:rPr>
+        <w:t>оказывать</w:t>
+      </w:r>
+      <w:r>
+        <w:rPr>
+          <w:rFonts w:ascii="Times New Roman" w:hAnsi="Times New Roman" w:cs="Times New Roman"/>
+        </w:rPr>
+        <w:t xml:space="preserve"> влияние</w:t>
+      </w:r>
+      <w:r>
+        <w:rPr>
+          <w:rFonts w:ascii="Times New Roman" w:hAnsi="Times New Roman" w:cs="Times New Roman"/>
+        </w:rPr>
+        <w:t xml:space="preserve"> на</w:t>
+      </w:r>
+      <w:r>
+        <w:rPr>
+          <w:rFonts w:ascii="Times New Roman" w:hAnsi="Times New Roman" w:cs="Times New Roman"/>
+        </w:rPr>
+        <w:t xml:space="preserve"> </w:t>
+      </w:r>
+      <w:r>
+        <w:rPr>
+          <w:rFonts w:ascii="Times New Roman" w:hAnsi="Times New Roman" w:cs="Times New Roman"/>
+        </w:rPr>
+        <w:t xml:space="preserve">успеваемость </w:t>
+      </w:r>
+      <w:r>
+        <w:rPr>
+          <w:rFonts w:cstheme="minorHAnsi"/>
+        </w:rPr>
+        <w:t xml:space="preserve"> </w:t>
       </w:r>
     </w:p>
     <w:p>
       <w:pPr>
         <w:pStyle w:val="a7"/>
-        <w:spacing w:after="0" w:line="360" w:lineRule="auto"/>
+        <w:spacing w:after="0" w:line="336" w:lineRule="auto"/>
         <w:ind w:left="0" w:firstLine="567"/>
         <w:jc w:val="both"/>
         <w:outlineLvl w:val="0"/>
@@ -429,77 +733,88 @@
           <w:rFonts w:cstheme="minorHAnsi"/>
           <w:b/>
           <w:bCs/>
+        </w:rPr>
+      </w:pPr>
+    </w:p>
+    <w:p>
+      <w:pPr>
+        <w:spacing w:after="0" w:line="336" w:lineRule="auto"/>
+        <w:rPr>
+          <w:rFonts w:cstheme="minorHAnsi"/>
+          <w:b/>
+          <w:bCs/>
+          <w:color w:val="1F4E79" w:themeColor="accent5" w:themeShade="80"/>
+        </w:rPr>
+      </w:pPr>
+      <w:r>
+        <w:rPr>
+          <w:rFonts w:cstheme="minorHAnsi"/>
+          <w:b/>
+          <w:bCs/>
+          <w:color w:val="1F4E79" w:themeColor="accent5" w:themeShade="80"/>
+        </w:rPr>
+        <w:lastRenderedPageBreak/>
+        <w:t xml:space="preserve">Слайд </w:t>
+      </w:r>
+      <w:r>
+        <w:rPr>
+          <w:rFonts w:cstheme="minorHAnsi"/>
+          <w:b/>
+          <w:bCs/>
+          <w:color w:val="1F4E79" w:themeColor="accent5" w:themeShade="80"/>
+        </w:rPr>
+        <w:t>6</w:t>
+      </w:r>
+    </w:p>
+    <w:p>
+      <w:pPr>
+        <w:spacing w:after="0" w:line="336" w:lineRule="auto"/>
+        <w:ind w:firstLine="567"/>
+        <w:jc w:val="both"/>
+        <w:rPr>
+          <w:rFonts w:cstheme="minorHAnsi"/>
+        </w:rPr>
+      </w:pPr>
+      <w:r>
+        <w:rPr>
+          <w:rFonts w:cstheme="minorHAnsi"/>
+        </w:rPr>
+        <w:t xml:space="preserve">Также важной частью в машинном </w:t>
+      </w:r>
+      <w:r>
+        <w:rPr>
+          <w:rFonts w:cstheme="minorHAnsi"/>
+        </w:rPr>
+        <w:t>обучении является</w:t>
+      </w:r>
+      <w:r>
+        <w:rPr>
+          <w:rFonts w:cstheme="minorHAnsi"/>
+        </w:rPr>
+        <w:t xml:space="preserve"> проектирование нейронной сет</w:t>
+      </w:r>
+      <w:r>
+        <w:rPr>
+          <w:rFonts w:cstheme="minorHAnsi"/>
+        </w:rPr>
+        <w:t>и</w:t>
+      </w:r>
+      <w:r>
+        <w:rPr>
+          <w:rFonts w:cstheme="minorHAnsi"/>
+        </w:rPr>
+        <w:t xml:space="preserve"> модели.  Разработать нейронную сеть – это значит </w:t>
+      </w:r>
+      <w:r>
+        <w:rPr>
+          <w:rFonts w:cstheme="minorHAnsi"/>
+          <w:b/>
+          <w:bCs/>
           <w:i/>
           <w:iCs/>
           <w:color w:val="538135" w:themeColor="accent6" w:themeShade="BF"/>
         </w:rPr>
-      </w:pPr>
-      <w:r>
-        <w:rPr>
-          <w:rFonts w:cstheme="minorHAnsi"/>
-        </w:rPr>
-        <w:tab/>
-        <w:t>Разобравшись в принципах МО на простом примере перейдем к разработке нашего продукта.</w:t>
-      </w:r>
-      <w:r>
-        <w:rPr>
-          <w:rFonts w:cstheme="minorHAnsi"/>
-        </w:rPr>
-        <w:t xml:space="preserve"> На этом слайде представлены </w:t>
-      </w:r>
-      <w:r>
-        <w:rPr>
-          <w:rFonts w:cstheme="minorHAnsi"/>
-        </w:rPr>
-        <w:t>Этапы разработки продукта</w:t>
-      </w:r>
-      <w:r>
-        <w:rPr>
-          <w:rFonts w:cstheme="minorHAnsi"/>
-        </w:rPr>
-        <w:t>. Разработка продукта делится на две основные части (для каждой своя программа)</w:t>
-      </w:r>
-      <w:r>
-        <w:rPr>
-          <w:rFonts w:cstheme="minorHAnsi"/>
-        </w:rPr>
-        <w:t xml:space="preserve">: </w:t>
-      </w:r>
-      <w:r>
-        <w:rPr>
-          <w:rFonts w:cstheme="minorHAnsi"/>
-          <w:b/>
-          <w:bCs/>
-          <w:i/>
-          <w:iCs/>
-        </w:rPr>
-        <w:t xml:space="preserve">Разработка/обучение модели </w:t>
-      </w:r>
-      <w:r>
-        <w:rPr>
-          <w:rFonts w:cstheme="minorHAnsi"/>
-        </w:rPr>
-        <w:t xml:space="preserve">и </w:t>
-      </w:r>
-      <w:r>
-        <w:rPr>
-          <w:rFonts w:cstheme="minorHAnsi"/>
-          <w:b/>
-          <w:bCs/>
-          <w:i/>
-          <w:iCs/>
-        </w:rPr>
-        <w:t>Разработка веб приложения для использования модели</w:t>
-      </w:r>
-      <w:r>
-        <w:rPr>
-          <w:rFonts w:cstheme="minorHAnsi"/>
-          <w:b/>
-          <w:bCs/>
-          <w:i/>
-          <w:iCs/>
-        </w:rPr>
-        <w:t xml:space="preserve"> </w:t>
+        <w:t>&lt;Перечислить</w:t>
       </w:r>
       <w:r>
         <w:rPr>
@@ -510,7 +825,41 @@
           <w:iCs/>
           <w:color w:val="538135" w:themeColor="accent6" w:themeShade="BF"/>
         </w:rPr>
-        <w:t>&lt;</w:t>
+        <w:t xml:space="preserve"> шаги на слайде&gt;</w:t>
+      </w:r>
+      <w:r>
+        <w:rPr>
+          <w:rFonts w:cstheme="minorHAnsi"/>
+        </w:rPr>
+        <w:t>.</w:t>
+      </w:r>
+    </w:p>
+    <w:p>
+      <w:pPr>
+        <w:spacing w:after="0" w:line="336" w:lineRule="auto"/>
+        <w:ind w:firstLine="567"/>
+        <w:jc w:val="both"/>
+        <w:rPr>
+          <w:rFonts w:cstheme="minorHAnsi"/>
+        </w:rPr>
+      </w:pPr>
+      <w:r>
+        <w:rPr>
+          <w:rFonts w:cstheme="minorHAnsi"/>
+        </w:rPr>
+        <w:t>А тут вы видите нейронную сеть в сокращении которая получилось для нашей м</w:t>
+      </w:r>
+      <w:r>
+        <w:rPr>
+          <w:rFonts w:cstheme="minorHAnsi"/>
+        </w:rPr>
+        <w:t>о</w:t>
+      </w:r>
+      <w:r>
+        <w:rPr>
+          <w:rFonts w:cstheme="minorHAnsi"/>
+        </w:rPr>
+        <w:t xml:space="preserve">дели </w:t>
       </w:r>
       <w:r>
         <w:rPr>
@@ -521,7 +870,102 @@
           <w:iCs/>
           <w:color w:val="538135" w:themeColor="accent6" w:themeShade="BF"/>
         </w:rPr>
-        <w:t>Перечислить этапы и результат где нужно по каждой части</w:t>
+        <w:t>&lt;Рассказать про нейронную сеть на слайде&gt;</w:t>
+      </w:r>
+      <w:r>
+        <w:rPr>
+          <w:rFonts w:cstheme="minorHAnsi"/>
+        </w:rPr>
+        <w:t>.</w:t>
+      </w:r>
+    </w:p>
+    <w:p>
+      <w:pPr>
+        <w:spacing w:after="0" w:line="336" w:lineRule="auto"/>
+        <w:ind w:firstLine="567"/>
+        <w:jc w:val="both"/>
+        <w:rPr>
+          <w:rFonts w:cstheme="minorHAnsi"/>
+        </w:rPr>
+      </w:pPr>
+    </w:p>
+    <w:p>
+      <w:pPr>
+        <w:spacing w:after="0" w:line="336" w:lineRule="auto"/>
+        <w:jc w:val="both"/>
+        <w:rPr>
+          <w:rFonts w:cstheme="minorHAnsi"/>
+          <w:b/>
+          <w:bCs/>
+          <w:color w:val="1F4E79" w:themeColor="accent5" w:themeShade="80"/>
+        </w:rPr>
+      </w:pPr>
+      <w:bookmarkStart w:id="0" w:name="_Hlk187771843"/>
+      <w:r>
+        <w:rPr>
+          <w:rFonts w:cstheme="minorHAnsi"/>
+          <w:b/>
+          <w:bCs/>
+          <w:color w:val="1F4E79" w:themeColor="accent5" w:themeShade="80"/>
+        </w:rPr>
+        <w:t xml:space="preserve">Слайд </w:t>
+      </w:r>
+      <w:r>
+        <w:rPr>
+          <w:rFonts w:cstheme="minorHAnsi"/>
+          <w:b/>
+          <w:bCs/>
+          <w:color w:val="1F4E79" w:themeColor="accent5" w:themeShade="80"/>
+        </w:rPr>
+        <w:t>7</w:t>
+      </w:r>
+    </w:p>
+    <w:p>
+      <w:pPr>
+        <w:spacing w:after="0" w:line="336" w:lineRule="auto"/>
+        <w:ind w:firstLine="567"/>
+        <w:jc w:val="both"/>
+        <w:rPr>
+          <w:rFonts w:cstheme="minorHAnsi"/>
+        </w:rPr>
+      </w:pPr>
+      <w:r>
+        <w:rPr>
+          <w:rFonts w:cstheme="minorHAnsi"/>
+        </w:rPr>
+        <w:t xml:space="preserve">Следующим шагом была разработка </w:t>
+      </w:r>
+      <w:r>
+        <w:rPr>
+          <w:rFonts w:cstheme="minorHAnsi"/>
+          <w:lang w:val="en-US"/>
+        </w:rPr>
+        <w:t>Web</w:t>
+      </w:r>
+      <w:r>
+        <w:rPr>
+          <w:rFonts w:cstheme="minorHAnsi"/>
+        </w:rPr>
+        <w:t xml:space="preserve"> приложения</w:t>
+      </w:r>
+      <w:bookmarkEnd w:id="0"/>
+      <w:r>
+        <w:rPr>
+          <w:rFonts w:cstheme="minorHAnsi"/>
+        </w:rPr>
+        <w:t xml:space="preserve">. Результат можно </w:t>
+      </w:r>
+      <w:r>
+        <w:rPr>
+          <w:rFonts w:cstheme="minorHAnsi"/>
+        </w:rPr>
+        <w:t>увидеть</w:t>
+      </w:r>
+      <w:r>
+        <w:rPr>
+          <w:rFonts w:cstheme="minorHAnsi"/>
+        </w:rPr>
+        <w:t xml:space="preserve"> по адресу </w:t>
       </w:r>
       <w:r>
         <w:rPr>
@@ -532,59 +976,15 @@
           <w:iCs/>
           <w:color w:val="538135" w:themeColor="accent6" w:themeShade="BF"/>
         </w:rPr>
-        <w:t>&gt;</w:t>
-      </w:r>
-    </w:p>
-    <w:p>
-      <w:pPr>
-        <w:rPr>
-          <w:rFonts w:cstheme="minorHAnsi"/>
-        </w:rPr>
-      </w:pPr>
-      <w:r>
-        <w:rPr>
-          <w:rFonts w:cstheme="minorHAnsi"/>
-        </w:rPr>
-        <w:br w:type="page"/>
-      </w:r>
-    </w:p>
-    <w:p>
-      <w:pPr>
-        <w:jc w:val="both"/>
-        <w:rPr>
-          <w:rFonts w:cstheme="minorHAnsi"/>
-          <w:b/>
-          <w:bCs/>
-          <w:color w:val="833C0B" w:themeColor="accent2" w:themeShade="80"/>
-        </w:rPr>
-      </w:pPr>
-      <w:r>
-        <w:rPr>
-          <w:rFonts w:cstheme="minorHAnsi"/>
-          <w:b/>
-          <w:bCs/>
-          <w:color w:val="833C0B" w:themeColor="accent2" w:themeShade="80"/>
-        </w:rPr>
-        <w:lastRenderedPageBreak/>
-        <w:t xml:space="preserve">Слайд </w:t>
-      </w:r>
-      <w:r>
-        <w:rPr>
-          <w:rFonts w:cstheme="minorHAnsi"/>
-          <w:b/>
-          <w:bCs/>
-          <w:color w:val="833C0B" w:themeColor="accent2" w:themeShade="80"/>
-        </w:rPr>
-        <w:t>5</w:t>
-      </w:r>
-    </w:p>
-    <w:p>
-      <w:pPr>
-        <w:pStyle w:val="a7"/>
-        <w:spacing w:after="0" w:line="360" w:lineRule="auto"/>
-        <w:ind w:left="0" w:firstLine="567"/>
-        <w:jc w:val="both"/>
-        <w:outlineLvl w:val="0"/>
+        <w:t>&lt;Показать на слайде&gt;</w:t>
+      </w:r>
+      <w:r>
+        <w:rPr>
+          <w:rFonts w:cstheme="minorHAnsi"/>
+        </w:rPr>
+        <w:t xml:space="preserve">. Тут представлен скриншот заглавной станицы приложения </w:t>
+      </w:r>
+      <w:r>
         <w:rPr>
           <w:rFonts w:cstheme="minorHAnsi"/>
           <w:b/>
@@ -593,12 +993,7 @@
           <w:iCs/>
           <w:color w:val="538135" w:themeColor="accent6" w:themeShade="BF"/>
         </w:rPr>
-      </w:pPr>
-      <w:r>
-        <w:rPr>
-          <w:rFonts w:cstheme="minorHAnsi"/>
-        </w:rPr>
-        <w:t>Важной частью в машинном обучении является сбор и проверка данных для обучения</w:t>
+        <w:t>&lt;Показать на слайде, рассказать про кнопки&gt;</w:t>
       </w:r>
       <w:r>
         <w:rPr>
@@ -606,11 +1001,72 @@
         </w:rPr>
         <w:t>.</w:t>
       </w:r>
-      <w:r>
-        <w:rPr>
-          <w:rFonts w:cstheme="minorHAnsi"/>
-        </w:rPr>
-        <w:t xml:space="preserve"> От качества и количества собранных данных напрямую зависит точность предсказания модели. Данные мы собирали и потом объединили из трех источников </w:t>
+    </w:p>
+    <w:p>
+      <w:pPr>
+        <w:spacing w:after="0" w:line="336" w:lineRule="auto"/>
+        <w:ind w:firstLine="567"/>
+        <w:jc w:val="both"/>
+        <w:rPr>
+          <w:rFonts w:cstheme="minorHAnsi"/>
+        </w:rPr>
+      </w:pPr>
+    </w:p>
+    <w:p>
+      <w:pPr>
+        <w:spacing w:after="0" w:line="336" w:lineRule="auto"/>
+        <w:rPr>
+          <w:rFonts w:cstheme="minorHAnsi"/>
+          <w:b/>
+          <w:bCs/>
+          <w:color w:val="1F4E79" w:themeColor="accent5" w:themeShade="80"/>
+        </w:rPr>
+      </w:pPr>
+      <w:r>
+        <w:rPr>
+          <w:rFonts w:cstheme="minorHAnsi"/>
+          <w:b/>
+          <w:bCs/>
+          <w:color w:val="1F4E79" w:themeColor="accent5" w:themeShade="80"/>
+        </w:rPr>
+        <w:t xml:space="preserve">Слайд </w:t>
+      </w:r>
+      <w:r>
+        <w:rPr>
+          <w:rFonts w:cstheme="minorHAnsi"/>
+          <w:b/>
+          <w:bCs/>
+          <w:color w:val="1F4E79" w:themeColor="accent5" w:themeShade="80"/>
+        </w:rPr>
+        <w:t>8</w:t>
+      </w:r>
+    </w:p>
+    <w:p>
+      <w:pPr>
+        <w:spacing w:after="0" w:line="336" w:lineRule="auto"/>
+        <w:ind w:firstLine="567"/>
+        <w:jc w:val="both"/>
+        <w:rPr>
+          <w:rFonts w:cstheme="minorHAnsi"/>
+        </w:rPr>
+      </w:pPr>
+      <w:r>
+        <w:rPr>
+          <w:rFonts w:cstheme="minorHAnsi"/>
+        </w:rPr>
+        <w:t xml:space="preserve">Тут представлен скриншот </w:t>
+      </w:r>
+      <w:r>
+        <w:rPr>
+          <w:rFonts w:cstheme="minorHAnsi"/>
+        </w:rPr>
+        <w:t>страницы приложения с анкетой для прогноза</w:t>
+      </w:r>
+      <w:r>
+        <w:rPr>
+          <w:rFonts w:cstheme="minorHAnsi"/>
+        </w:rPr>
+        <w:t xml:space="preserve"> </w:t>
       </w:r>
       <w:r>
         <w:rPr>
@@ -621,7 +1077,13 @@
           <w:iCs/>
           <w:color w:val="538135" w:themeColor="accent6" w:themeShade="BF"/>
         </w:rPr>
-        <w:t>&lt;</w:t>
+        <w:t>&lt;Показать на слайде, рассказать&gt;</w:t>
+      </w:r>
+      <w:r>
+        <w:rPr>
+          <w:rFonts w:cstheme="minorHAnsi"/>
+        </w:rPr>
+        <w:t xml:space="preserve">. При заполнении формы и нажатии на кнопку мы попадём на страницу результата </w:t>
       </w:r>
       <w:r>
         <w:rPr>
@@ -632,125 +1094,7 @@
           <w:iCs/>
           <w:color w:val="538135" w:themeColor="accent6" w:themeShade="BF"/>
         </w:rPr>
-        <w:t xml:space="preserve">Перечислить </w:t>
-      </w:r>
-      <w:r>
-        <w:rPr>
-          <w:rFonts w:cstheme="minorHAnsi"/>
-          <w:b/>
-          <w:bCs/>
-          <w:i/>
-          <w:iCs/>
-          <w:color w:val="538135" w:themeColor="accent6" w:themeShade="BF"/>
-        </w:rPr>
-        <w:t>на слайде&gt;</w:t>
-      </w:r>
-      <w:r>
-        <w:rPr>
-          <w:rFonts w:cstheme="minorHAnsi"/>
-        </w:rPr>
-        <w:t xml:space="preserve">. После сбора данных мы проверяли каждую запись на спам, особенно это касалось данных, собранных из формы разосланной на почтовые ящики нашей школы. Поля для входных данных – это </w:t>
-      </w:r>
-      <w:r>
-        <w:rPr>
-          <w:rFonts w:cstheme="minorHAnsi"/>
-        </w:rPr>
-        <w:t>параметры,</w:t>
-      </w:r>
-      <w:r>
-        <w:rPr>
-          <w:rFonts w:cstheme="minorHAnsi"/>
-        </w:rPr>
-        <w:t xml:space="preserve"> влияющие на итоговую оценку, </w:t>
-      </w:r>
-      <w:r>
-        <w:rPr>
-          <w:rFonts w:cstheme="minorHAnsi"/>
-        </w:rPr>
-        <w:t>а</w:t>
-      </w:r>
-      <w:r>
-        <w:rPr>
-          <w:rFonts w:cstheme="minorHAnsi"/>
-        </w:rPr>
-        <w:t xml:space="preserve"> выходные данные — это оценка. </w:t>
-      </w:r>
-      <w:r>
-        <w:rPr>
-          <w:rFonts w:cstheme="minorHAnsi"/>
-          <w:b/>
-          <w:bCs/>
-          <w:i/>
-          <w:iCs/>
-          <w:color w:val="538135" w:themeColor="accent6" w:themeShade="BF"/>
-        </w:rPr>
-        <w:t>&lt;</w:t>
-      </w:r>
-      <w:r>
-        <w:rPr>
-          <w:rFonts w:cstheme="minorHAnsi"/>
-          <w:b/>
-          <w:bCs/>
-          <w:i/>
-          <w:iCs/>
-          <w:color w:val="538135" w:themeColor="accent6" w:themeShade="BF"/>
-        </w:rPr>
-        <w:t xml:space="preserve">Показать на слайде и рассказать про 1-2 любое поле </w:t>
-      </w:r>
-      <w:r>
-        <w:rPr>
-          <w:rFonts w:cstheme="minorHAnsi"/>
-          <w:b/>
-          <w:bCs/>
-          <w:i/>
-          <w:iCs/>
-          <w:color w:val="538135" w:themeColor="accent6" w:themeShade="BF"/>
-        </w:rPr>
-        <w:t>выходны</w:t>
-      </w:r>
-      <w:r>
-        <w:rPr>
-          <w:rFonts w:cstheme="minorHAnsi"/>
-          <w:b/>
-          <w:bCs/>
-          <w:i/>
-          <w:iCs/>
-          <w:color w:val="538135" w:themeColor="accent6" w:themeShade="BF"/>
-        </w:rPr>
-        <w:t>х</w:t>
-      </w:r>
-      <w:r>
-        <w:rPr>
-          <w:rFonts w:cstheme="minorHAnsi"/>
-          <w:b/>
-          <w:bCs/>
-          <w:i/>
-          <w:iCs/>
-          <w:color w:val="538135" w:themeColor="accent6" w:themeShade="BF"/>
-        </w:rPr>
-        <w:t xml:space="preserve"> данны</w:t>
-      </w:r>
-      <w:r>
-        <w:rPr>
-          <w:rFonts w:cstheme="minorHAnsi"/>
-          <w:b/>
-          <w:bCs/>
-          <w:i/>
-          <w:iCs/>
-          <w:color w:val="538135" w:themeColor="accent6" w:themeShade="BF"/>
-        </w:rPr>
-        <w:t>х из таблицы</w:t>
-      </w:r>
-      <w:r>
-        <w:rPr>
-          <w:rFonts w:cstheme="minorHAnsi"/>
-          <w:b/>
-          <w:bCs/>
-          <w:i/>
-          <w:iCs/>
-          <w:color w:val="538135" w:themeColor="accent6" w:themeShade="BF"/>
-        </w:rPr>
-        <w:t>&gt;</w:t>
+        <w:t>&lt;Показать на слайде&gt;</w:t>
       </w:r>
       <w:r>
         <w:rPr>
@@ -761,33 +1105,30 @@
     </w:p>
     <w:p>
       <w:pPr>
-        <w:pStyle w:val="a7"/>
-        <w:spacing w:after="0" w:line="360" w:lineRule="auto"/>
-        <w:ind w:left="0" w:firstLine="567"/>
-        <w:jc w:val="both"/>
-        <w:outlineLvl w:val="0"/>
-        <w:rPr>
-          <w:rFonts w:cstheme="minorHAnsi"/>
-          <w:b/>
-          <w:bCs/>
-        </w:rPr>
-      </w:pPr>
-    </w:p>
-    <w:p>
-      <w:pPr>
-        <w:rPr>
-          <w:rFonts w:cstheme="minorHAnsi"/>
-          <w:b/>
-          <w:bCs/>
-          <w:color w:val="1F4E79" w:themeColor="accent5" w:themeShade="80"/>
-        </w:rPr>
-      </w:pPr>
-      <w:r>
-        <w:rPr>
-          <w:rFonts w:cstheme="minorHAnsi"/>
-          <w:b/>
-          <w:bCs/>
-          <w:color w:val="1F4E79" w:themeColor="accent5" w:themeShade="80"/>
+        <w:spacing w:after="0" w:line="336" w:lineRule="auto"/>
+        <w:ind w:firstLine="567"/>
+        <w:rPr>
+          <w:rFonts w:cstheme="minorHAnsi"/>
+          <w:color w:val="385623" w:themeColor="accent6" w:themeShade="80"/>
+        </w:rPr>
+      </w:pPr>
+    </w:p>
+    <w:p>
+      <w:pPr>
+        <w:spacing w:after="0" w:line="336" w:lineRule="auto"/>
+        <w:rPr>
+          <w:rFonts w:cstheme="minorHAnsi"/>
+          <w:b/>
+          <w:bCs/>
+          <w:color w:val="833C0B" w:themeColor="accent2" w:themeShade="80"/>
+        </w:rPr>
+      </w:pPr>
+      <w:r>
+        <w:rPr>
+          <w:rFonts w:cstheme="minorHAnsi"/>
+          <w:b/>
+          <w:bCs/>
+          <w:color w:val="833C0B" w:themeColor="accent2" w:themeShade="80"/>
         </w:rPr>
         <w:t xml:space="preserve">Слайд </w:t>
       </w:r>
@@ -796,13 +1137,14 @@
           <w:rFonts w:cstheme="minorHAnsi"/>
           <w:b/>
           <w:bCs/>
-          <w:color w:val="1F4E79" w:themeColor="accent5" w:themeShade="80"/>
-        </w:rPr>
-        <w:t>6</w:t>
-      </w:r>
-    </w:p>
-    <w:p>
-      <w:pPr>
+          <w:color w:val="833C0B" w:themeColor="accent2" w:themeShade="80"/>
+        </w:rPr>
+        <w:t>9</w:t>
+      </w:r>
+    </w:p>
+    <w:p>
+      <w:pPr>
+        <w:spacing w:after="0" w:line="336" w:lineRule="auto"/>
         <w:ind w:firstLine="567"/>
         <w:jc w:val="both"/>
         <w:rPr>
@@ -813,127 +1155,12 @@
         <w:rPr>
           <w:rFonts w:cstheme="minorHAnsi"/>
         </w:rPr>
-        <w:t xml:space="preserve">Также </w:t>
-      </w:r>
-      <w:r>
-        <w:rPr>
-          <w:rFonts w:cstheme="minorHAnsi"/>
-        </w:rPr>
-        <w:t>важной</w:t>
-      </w:r>
-      <w:r>
-        <w:rPr>
-          <w:rFonts w:cstheme="minorHAnsi"/>
-        </w:rPr>
-        <w:t xml:space="preserve"> частью в машинном </w:t>
-      </w:r>
-      <w:r>
-        <w:rPr>
-          <w:rFonts w:cstheme="minorHAnsi"/>
-        </w:rPr>
-        <w:t>обучении является</w:t>
-      </w:r>
-      <w:r>
-        <w:rPr>
-          <w:rFonts w:cstheme="minorHAnsi"/>
-        </w:rPr>
-        <w:t xml:space="preserve"> проектирование н</w:t>
-      </w:r>
-      <w:r>
-        <w:rPr>
-          <w:rFonts w:cstheme="minorHAnsi"/>
-        </w:rPr>
-        <w:t>ейронн</w:t>
-      </w:r>
-      <w:r>
-        <w:rPr>
-          <w:rFonts w:cstheme="minorHAnsi"/>
-        </w:rPr>
-        <w:t>ой</w:t>
-      </w:r>
-      <w:r>
-        <w:rPr>
-          <w:rFonts w:cstheme="minorHAnsi"/>
-        </w:rPr>
-        <w:t xml:space="preserve"> сеть модели</w:t>
-      </w:r>
-      <w:r>
-        <w:rPr>
-          <w:rFonts w:cstheme="minorHAnsi"/>
-        </w:rPr>
-        <w:t xml:space="preserve">.  Разработать </w:t>
-      </w:r>
-      <w:r>
-        <w:rPr>
-          <w:rFonts w:cstheme="minorHAnsi"/>
-        </w:rPr>
-        <w:t>н</w:t>
-      </w:r>
-      <w:r>
-        <w:rPr>
-          <w:rFonts w:cstheme="minorHAnsi"/>
-        </w:rPr>
-        <w:t>ейронн</w:t>
-      </w:r>
-      <w:r>
-        <w:rPr>
-          <w:rFonts w:cstheme="minorHAnsi"/>
-        </w:rPr>
-        <w:t xml:space="preserve">ую сеть – это значить </w:t>
-      </w:r>
-      <w:r>
-        <w:rPr>
-          <w:rFonts w:cstheme="minorHAnsi"/>
-          <w:b/>
-          <w:bCs/>
-          <w:i/>
-          <w:iCs/>
-          <w:color w:val="538135" w:themeColor="accent6" w:themeShade="BF"/>
-        </w:rPr>
-        <w:t>&lt;</w:t>
-      </w:r>
-      <w:r>
-        <w:rPr>
-          <w:rFonts w:cstheme="minorHAnsi"/>
-          <w:b/>
-          <w:bCs/>
-          <w:i/>
-          <w:iCs/>
-          <w:color w:val="538135" w:themeColor="accent6" w:themeShade="BF"/>
-        </w:rPr>
-        <w:t>Перечислить</w:t>
-      </w:r>
-      <w:r>
-        <w:rPr>
-          <w:rFonts w:cstheme="minorHAnsi"/>
-          <w:b/>
-          <w:bCs/>
-          <w:i/>
-          <w:iCs/>
-          <w:color w:val="538135" w:themeColor="accent6" w:themeShade="BF"/>
-        </w:rPr>
-        <w:t xml:space="preserve"> шаги </w:t>
-      </w:r>
-      <w:r>
-        <w:rPr>
-          <w:rFonts w:cstheme="minorHAnsi"/>
-          <w:b/>
-          <w:bCs/>
-          <w:i/>
-          <w:iCs/>
-          <w:color w:val="538135" w:themeColor="accent6" w:themeShade="BF"/>
-        </w:rPr>
-        <w:t>на слайде&gt;</w:t>
-      </w:r>
-      <w:r>
-        <w:rPr>
-          <w:rFonts w:cstheme="minorHAnsi"/>
-        </w:rPr>
-        <w:t>.</w:t>
-      </w:r>
-    </w:p>
-    <w:p>
-      <w:pPr>
+        <w:t>На протяжении всего проекта мы узнали много нового про машинное обучение. Навыки сбора данных для машинного обучения и написания моделей ИИ могут пригодится для решения более сложных задач</w:t>
+      </w:r>
+    </w:p>
+    <w:p>
+      <w:pPr>
+        <w:spacing w:after="0" w:line="336" w:lineRule="auto"/>
         <w:ind w:firstLine="567"/>
         <w:jc w:val="both"/>
         <w:rPr>
@@ -944,68 +1171,12 @@
         <w:rPr>
           <w:rFonts w:cstheme="minorHAnsi"/>
         </w:rPr>
-        <w:t>А тут вы види</w:t>
-      </w:r>
-      <w:r>
-        <w:rPr>
-          <w:rFonts w:cstheme="minorHAnsi"/>
-        </w:rPr>
-        <w:t>те</w:t>
-      </w:r>
-      <w:r>
-        <w:rPr>
-          <w:rFonts w:cstheme="minorHAnsi"/>
-        </w:rPr>
-        <w:t xml:space="preserve"> нейронную сеть в сокращении которая получилось для нашей молодели</w:t>
-      </w:r>
-      <w:r>
-        <w:rPr>
-          <w:rFonts w:cstheme="minorHAnsi"/>
-        </w:rPr>
-        <w:t xml:space="preserve"> </w:t>
-      </w:r>
-      <w:r>
-        <w:rPr>
-          <w:rFonts w:cstheme="minorHAnsi"/>
-          <w:b/>
-          <w:bCs/>
-          <w:i/>
-          <w:iCs/>
-          <w:color w:val="538135" w:themeColor="accent6" w:themeShade="BF"/>
-        </w:rPr>
-        <w:t>&lt;</w:t>
-      </w:r>
-      <w:r>
-        <w:rPr>
-          <w:rFonts w:cstheme="minorHAnsi"/>
-          <w:b/>
-          <w:bCs/>
-          <w:i/>
-          <w:iCs/>
-          <w:color w:val="538135" w:themeColor="accent6" w:themeShade="BF"/>
-        </w:rPr>
-        <w:t>Рассказать про нейронную сеть на</w:t>
-      </w:r>
-      <w:r>
-        <w:rPr>
-          <w:rFonts w:cstheme="minorHAnsi"/>
-          <w:b/>
-          <w:bCs/>
-          <w:i/>
-          <w:iCs/>
-          <w:color w:val="538135" w:themeColor="accent6" w:themeShade="BF"/>
-        </w:rPr>
-        <w:t xml:space="preserve"> слайде&gt;</w:t>
-      </w:r>
-      <w:r>
-        <w:rPr>
-          <w:rFonts w:cstheme="minorHAnsi"/>
-        </w:rPr>
-        <w:t>.</w:t>
-      </w:r>
-    </w:p>
-    <w:p>
-      <w:pPr>
+        <w:t>В процессе тестирования были выявлены моменты, которые можно улучшить в следующих версиях.</w:t>
+      </w:r>
+    </w:p>
+    <w:p>
+      <w:pPr>
+        <w:spacing w:after="0" w:line="336" w:lineRule="auto"/>
         <w:ind w:firstLine="567"/>
         <w:jc w:val="both"/>
         <w:rPr>
@@ -1015,430 +1186,7 @@
     </w:p>
     <w:p>
       <w:pPr>
-        <w:jc w:val="both"/>
-        <w:rPr>
-          <w:rFonts w:cstheme="minorHAnsi"/>
-          <w:b/>
-          <w:bCs/>
-          <w:color w:val="1F4E79" w:themeColor="accent5" w:themeShade="80"/>
-        </w:rPr>
-      </w:pPr>
-      <w:bookmarkStart w:id="0" w:name="_Hlk187771843"/>
-      <w:r>
-        <w:rPr>
-          <w:rFonts w:cstheme="minorHAnsi"/>
-          <w:b/>
-          <w:bCs/>
-          <w:color w:val="1F4E79" w:themeColor="accent5" w:themeShade="80"/>
-        </w:rPr>
-        <w:t xml:space="preserve">Слайд </w:t>
-      </w:r>
-      <w:r>
-        <w:rPr>
-          <w:rFonts w:cstheme="minorHAnsi"/>
-          <w:b/>
-          <w:bCs/>
-          <w:color w:val="1F4E79" w:themeColor="accent5" w:themeShade="80"/>
-        </w:rPr>
-        <w:t>7</w:t>
-      </w:r>
-    </w:p>
-    <w:p>
-      <w:pPr>
-        <w:ind w:firstLine="567"/>
-        <w:jc w:val="both"/>
-        <w:rPr>
-          <w:rFonts w:cstheme="minorHAnsi"/>
-        </w:rPr>
-      </w:pPr>
-      <w:r>
-        <w:rPr>
-          <w:rFonts w:cstheme="minorHAnsi"/>
-        </w:rPr>
-        <w:t xml:space="preserve">Следующим шагом была разработка </w:t>
-      </w:r>
-      <w:r>
-        <w:rPr>
-          <w:rFonts w:cstheme="minorHAnsi"/>
-          <w:lang w:val="en-US"/>
-        </w:rPr>
-        <w:t>Web</w:t>
-      </w:r>
-      <w:r>
-        <w:rPr>
-          <w:rFonts w:cstheme="minorHAnsi"/>
-        </w:rPr>
-        <w:t xml:space="preserve"> приложени</w:t>
-      </w:r>
-      <w:r>
-        <w:rPr>
-          <w:rFonts w:cstheme="minorHAnsi"/>
-        </w:rPr>
-        <w:t>я</w:t>
-      </w:r>
-      <w:bookmarkEnd w:id="0"/>
-      <w:r>
-        <w:rPr>
-          <w:rFonts w:cstheme="minorHAnsi"/>
-        </w:rPr>
-        <w:t xml:space="preserve">. Результат можно </w:t>
-      </w:r>
-      <w:r>
-        <w:rPr>
-          <w:rFonts w:cstheme="minorHAnsi"/>
-        </w:rPr>
-        <w:t>увидеть</w:t>
-      </w:r>
-      <w:r>
-        <w:rPr>
-          <w:rFonts w:cstheme="minorHAnsi"/>
-        </w:rPr>
-        <w:t xml:space="preserve"> по адресу </w:t>
-      </w:r>
-      <w:r>
-        <w:rPr>
-          <w:rFonts w:cstheme="minorHAnsi"/>
-          <w:b/>
-          <w:bCs/>
-          <w:i/>
-          <w:iCs/>
-          <w:color w:val="538135" w:themeColor="accent6" w:themeShade="BF"/>
-        </w:rPr>
-        <w:t>&lt;</w:t>
-      </w:r>
-      <w:r>
-        <w:rPr>
-          <w:rFonts w:cstheme="minorHAnsi"/>
-          <w:b/>
-          <w:bCs/>
-          <w:i/>
-          <w:iCs/>
-          <w:color w:val="538135" w:themeColor="accent6" w:themeShade="BF"/>
-        </w:rPr>
-        <w:t>Показать</w:t>
-      </w:r>
-      <w:r>
-        <w:rPr>
-          <w:rFonts w:cstheme="minorHAnsi"/>
-          <w:b/>
-          <w:bCs/>
-          <w:i/>
-          <w:iCs/>
-          <w:color w:val="538135" w:themeColor="accent6" w:themeShade="BF"/>
-        </w:rPr>
-        <w:t xml:space="preserve"> на</w:t>
-      </w:r>
-      <w:r>
-        <w:rPr>
-          <w:rFonts w:cstheme="minorHAnsi"/>
-          <w:b/>
-          <w:bCs/>
-          <w:i/>
-          <w:iCs/>
-          <w:color w:val="538135" w:themeColor="accent6" w:themeShade="BF"/>
-        </w:rPr>
-        <w:t xml:space="preserve"> слайде&gt;</w:t>
-      </w:r>
-      <w:r>
-        <w:rPr>
-          <w:rFonts w:cstheme="minorHAnsi"/>
-        </w:rPr>
-        <w:t>.</w:t>
-      </w:r>
-      <w:r>
-        <w:rPr>
-          <w:rFonts w:cstheme="minorHAnsi"/>
-        </w:rPr>
-        <w:t xml:space="preserve"> </w:t>
-      </w:r>
-      <w:r>
-        <w:rPr>
-          <w:rFonts w:cstheme="minorHAnsi"/>
-        </w:rPr>
-        <w:t xml:space="preserve">Тут представлен скриншот </w:t>
-      </w:r>
-      <w:r>
-        <w:rPr>
-          <w:rFonts w:cstheme="minorHAnsi"/>
-        </w:rPr>
-        <w:t xml:space="preserve">заглавной станицы приложения </w:t>
-      </w:r>
-      <w:r>
-        <w:rPr>
-          <w:rFonts w:cstheme="minorHAnsi"/>
-          <w:b/>
-          <w:bCs/>
-          <w:i/>
-          <w:iCs/>
-          <w:color w:val="538135" w:themeColor="accent6" w:themeShade="BF"/>
-        </w:rPr>
-        <w:t>&lt;</w:t>
-      </w:r>
-      <w:r>
-        <w:rPr>
-          <w:rFonts w:cstheme="minorHAnsi"/>
-          <w:b/>
-          <w:bCs/>
-          <w:i/>
-          <w:iCs/>
-          <w:color w:val="538135" w:themeColor="accent6" w:themeShade="BF"/>
-        </w:rPr>
-        <w:t>Показать</w:t>
-      </w:r>
-      <w:r>
-        <w:rPr>
-          <w:rFonts w:cstheme="minorHAnsi"/>
-          <w:b/>
-          <w:bCs/>
-          <w:i/>
-          <w:iCs/>
-          <w:color w:val="538135" w:themeColor="accent6" w:themeShade="BF"/>
-        </w:rPr>
-        <w:t xml:space="preserve"> на</w:t>
-      </w:r>
-      <w:r>
-        <w:rPr>
-          <w:rFonts w:cstheme="minorHAnsi"/>
-          <w:b/>
-          <w:bCs/>
-          <w:i/>
-          <w:iCs/>
-          <w:color w:val="538135" w:themeColor="accent6" w:themeShade="BF"/>
-        </w:rPr>
-        <w:t xml:space="preserve"> слайде</w:t>
-      </w:r>
-      <w:r>
-        <w:rPr>
-          <w:rFonts w:cstheme="minorHAnsi"/>
-          <w:b/>
-          <w:bCs/>
-          <w:i/>
-          <w:iCs/>
-          <w:color w:val="538135" w:themeColor="accent6" w:themeShade="BF"/>
-        </w:rPr>
-        <w:t>, рассказать про кнопки</w:t>
-      </w:r>
-      <w:r>
-        <w:rPr>
-          <w:rFonts w:cstheme="minorHAnsi"/>
-          <w:b/>
-          <w:bCs/>
-          <w:i/>
-          <w:iCs/>
-          <w:color w:val="538135" w:themeColor="accent6" w:themeShade="BF"/>
-        </w:rPr>
-        <w:t>&gt;</w:t>
-      </w:r>
-      <w:r>
-        <w:rPr>
-          <w:rFonts w:cstheme="minorHAnsi"/>
-        </w:rPr>
-        <w:t>.</w:t>
-      </w:r>
-    </w:p>
-    <w:p>
-      <w:pPr>
-        <w:ind w:firstLine="567"/>
-        <w:jc w:val="both"/>
-        <w:rPr>
-          <w:rFonts w:cstheme="minorHAnsi"/>
-        </w:rPr>
-      </w:pPr>
-    </w:p>
-    <w:p>
-      <w:pPr>
-        <w:rPr>
-          <w:rFonts w:cstheme="minorHAnsi"/>
-          <w:b/>
-          <w:bCs/>
-          <w:color w:val="1F4E79" w:themeColor="accent5" w:themeShade="80"/>
-        </w:rPr>
-      </w:pPr>
-      <w:r>
-        <w:rPr>
-          <w:rFonts w:cstheme="minorHAnsi"/>
-          <w:b/>
-          <w:bCs/>
-          <w:color w:val="1F4E79" w:themeColor="accent5" w:themeShade="80"/>
-        </w:rPr>
-        <w:t xml:space="preserve">Слайд </w:t>
-      </w:r>
-      <w:r>
-        <w:rPr>
-          <w:rFonts w:cstheme="minorHAnsi"/>
-          <w:b/>
-          <w:bCs/>
-          <w:color w:val="1F4E79" w:themeColor="accent5" w:themeShade="80"/>
-        </w:rPr>
-        <w:t>8</w:t>
-      </w:r>
-    </w:p>
-    <w:p>
-      <w:pPr>
-        <w:ind w:firstLine="567"/>
-        <w:jc w:val="both"/>
-        <w:rPr>
-          <w:rFonts w:cstheme="minorHAnsi"/>
-        </w:rPr>
-      </w:pPr>
-      <w:r>
-        <w:rPr>
-          <w:rFonts w:cstheme="minorHAnsi"/>
-        </w:rPr>
-        <w:t xml:space="preserve">Тут представлен скриншот </w:t>
-      </w:r>
-      <w:r>
-        <w:rPr>
-          <w:rFonts w:cstheme="minorHAnsi"/>
-        </w:rPr>
-        <w:t>страницы приложения с анкетой для прогноза</w:t>
-      </w:r>
-      <w:r>
-        <w:rPr>
-          <w:rFonts w:cstheme="minorHAnsi"/>
-        </w:rPr>
-        <w:t xml:space="preserve"> </w:t>
-      </w:r>
-      <w:r>
-        <w:rPr>
-          <w:rFonts w:cstheme="minorHAnsi"/>
-          <w:b/>
-          <w:bCs/>
-          <w:i/>
-          <w:iCs/>
-          <w:color w:val="538135" w:themeColor="accent6" w:themeShade="BF"/>
-        </w:rPr>
-        <w:t>&lt;</w:t>
-      </w:r>
-      <w:r>
-        <w:rPr>
-          <w:rFonts w:cstheme="minorHAnsi"/>
-          <w:b/>
-          <w:bCs/>
-          <w:i/>
-          <w:iCs/>
-          <w:color w:val="538135" w:themeColor="accent6" w:themeShade="BF"/>
-        </w:rPr>
-        <w:t>Показать</w:t>
-      </w:r>
-      <w:r>
-        <w:rPr>
-          <w:rFonts w:cstheme="minorHAnsi"/>
-          <w:b/>
-          <w:bCs/>
-          <w:i/>
-          <w:iCs/>
-          <w:color w:val="538135" w:themeColor="accent6" w:themeShade="BF"/>
-        </w:rPr>
-        <w:t xml:space="preserve"> на</w:t>
-      </w:r>
-      <w:r>
-        <w:rPr>
-          <w:rFonts w:cstheme="minorHAnsi"/>
-          <w:b/>
-          <w:bCs/>
-          <w:i/>
-          <w:iCs/>
-          <w:color w:val="538135" w:themeColor="accent6" w:themeShade="BF"/>
-        </w:rPr>
-        <w:t xml:space="preserve"> слайде</w:t>
-      </w:r>
-      <w:r>
-        <w:rPr>
-          <w:rFonts w:cstheme="minorHAnsi"/>
-          <w:b/>
-          <w:bCs/>
-          <w:i/>
-          <w:iCs/>
-          <w:color w:val="538135" w:themeColor="accent6" w:themeShade="BF"/>
-        </w:rPr>
-        <w:t>, рассказать</w:t>
-      </w:r>
-      <w:r>
-        <w:rPr>
-          <w:rFonts w:cstheme="minorHAnsi"/>
-          <w:b/>
-          <w:bCs/>
-          <w:i/>
-          <w:iCs/>
-          <w:color w:val="538135" w:themeColor="accent6" w:themeShade="BF"/>
-        </w:rPr>
-        <w:t>&gt;</w:t>
-      </w:r>
-      <w:r>
-        <w:rPr>
-          <w:rFonts w:cstheme="minorHAnsi"/>
-        </w:rPr>
-        <w:t>.</w:t>
-      </w:r>
-      <w:r>
-        <w:rPr>
-          <w:rFonts w:cstheme="minorHAnsi"/>
-        </w:rPr>
-        <w:t xml:space="preserve"> При заполнении формы и нажатии на кнопку мы попадём на страницу результата </w:t>
-      </w:r>
-      <w:r>
-        <w:rPr>
-          <w:rFonts w:cstheme="minorHAnsi"/>
-          <w:b/>
-          <w:bCs/>
-          <w:i/>
-          <w:iCs/>
-          <w:color w:val="538135" w:themeColor="accent6" w:themeShade="BF"/>
-        </w:rPr>
-        <w:t>&lt;</w:t>
-      </w:r>
-      <w:r>
-        <w:rPr>
-          <w:rFonts w:cstheme="minorHAnsi"/>
-          <w:b/>
-          <w:bCs/>
-          <w:i/>
-          <w:iCs/>
-          <w:color w:val="538135" w:themeColor="accent6" w:themeShade="BF"/>
-        </w:rPr>
-        <w:t>Показать</w:t>
-      </w:r>
-      <w:r>
-        <w:rPr>
-          <w:rFonts w:cstheme="minorHAnsi"/>
-          <w:b/>
-          <w:bCs/>
-          <w:i/>
-          <w:iCs/>
-          <w:color w:val="538135" w:themeColor="accent6" w:themeShade="BF"/>
-        </w:rPr>
-        <w:t xml:space="preserve"> на</w:t>
-      </w:r>
-      <w:r>
-        <w:rPr>
-          <w:rFonts w:cstheme="minorHAnsi"/>
-          <w:b/>
-          <w:bCs/>
-          <w:i/>
-          <w:iCs/>
-          <w:color w:val="538135" w:themeColor="accent6" w:themeShade="BF"/>
-        </w:rPr>
-        <w:t xml:space="preserve"> слайде&gt;</w:t>
-      </w:r>
-      <w:r>
-        <w:rPr>
-          <w:rFonts w:cstheme="minorHAnsi"/>
-        </w:rPr>
-        <w:t>.</w:t>
-      </w:r>
-    </w:p>
-    <w:p>
-      <w:pPr>
-        <w:ind w:firstLine="567"/>
-        <w:rPr>
-          <w:rFonts w:cstheme="minorHAnsi"/>
-          <w:color w:val="385623" w:themeColor="accent6" w:themeShade="80"/>
-        </w:rPr>
-      </w:pPr>
-    </w:p>
-    <w:p>
-      <w:pPr>
+        <w:spacing w:after="0" w:line="336" w:lineRule="auto"/>
         <w:rPr>
           <w:rFonts w:cstheme="minorHAnsi"/>
           <w:b/>
@@ -1453,87 +1201,12 @@
           <w:bCs/>
           <w:color w:val="833C0B" w:themeColor="accent2" w:themeShade="80"/>
         </w:rPr>
-        <w:t xml:space="preserve">Слайд </w:t>
-      </w:r>
-      <w:r>
-        <w:rPr>
-          <w:rFonts w:cstheme="minorHAnsi"/>
-          <w:b/>
-          <w:bCs/>
-          <w:color w:val="833C0B" w:themeColor="accent2" w:themeShade="80"/>
-        </w:rPr>
-        <w:t>9</w:t>
-      </w:r>
-    </w:p>
-    <w:p>
-      <w:pPr>
-        <w:ind w:firstLine="567"/>
-        <w:jc w:val="both"/>
-        <w:rPr>
-          <w:rFonts w:cstheme="minorHAnsi"/>
-        </w:rPr>
-      </w:pPr>
-      <w:r>
-        <w:rPr>
-          <w:rFonts w:cstheme="minorHAnsi"/>
-        </w:rPr>
-        <w:t>На протяжении всего проекта мы узнали много нового про машинное обучение. Навыки сбора данных для машинного обучения и написания моделей ИИ могут пригодится для решения более сложных задач</w:t>
-      </w:r>
-    </w:p>
-    <w:p>
-      <w:pPr>
-        <w:ind w:firstLine="567"/>
-        <w:jc w:val="both"/>
-        <w:rPr>
-          <w:rFonts w:cstheme="minorHAnsi"/>
-        </w:rPr>
-      </w:pPr>
-      <w:r>
-        <w:rPr>
-          <w:rFonts w:cstheme="minorHAnsi"/>
-        </w:rPr>
-        <w:t>В процессе тестирования были выявлены моменты, которые можно улучшить в следующих версиях.</w:t>
-      </w:r>
-    </w:p>
-    <w:p>
-      <w:pPr>
-        <w:jc w:val="both"/>
-        <w:rPr>
-          <w:rFonts w:cstheme="minorHAnsi"/>
-        </w:rPr>
-      </w:pPr>
-    </w:p>
-    <w:p>
-      <w:pPr>
-        <w:rPr>
-          <w:rFonts w:cstheme="minorHAnsi"/>
-          <w:b/>
-          <w:bCs/>
-          <w:color w:val="833C0B" w:themeColor="accent2" w:themeShade="80"/>
-        </w:rPr>
-      </w:pPr>
-      <w:r>
-        <w:rPr>
-          <w:rFonts w:cstheme="minorHAnsi"/>
-          <w:b/>
-          <w:bCs/>
-          <w:color w:val="833C0B" w:themeColor="accent2" w:themeShade="80"/>
-        </w:rPr>
-        <w:t xml:space="preserve">Слайд </w:t>
-      </w:r>
-      <w:r>
-        <w:rPr>
-          <w:rFonts w:cstheme="minorHAnsi"/>
-          <w:b/>
-          <w:bCs/>
-          <w:color w:val="833C0B" w:themeColor="accent2" w:themeShade="80"/>
-        </w:rPr>
-        <w:t>10</w:t>
-      </w:r>
-    </w:p>
-    <w:p>
-      <w:pPr>
-        <w:spacing w:after="0" w:line="360" w:lineRule="auto"/>
+        <w:t>Слайд 10</w:t>
+      </w:r>
+    </w:p>
+    <w:p>
+      <w:pPr>
+        <w:spacing w:after="0" w:line="336" w:lineRule="auto"/>
         <w:ind w:firstLine="709"/>
         <w:jc w:val="both"/>
         <w:outlineLvl w:val="0"/>
@@ -1545,6 +1218,70 @@
         <w:rPr>
           <w:rFonts w:cstheme="minorHAnsi"/>
         </w:rPr>
+        <w:t>Тут представлен список литературы. Данные книги и сайты помогли нам разобраться в машинном обучении</w:t>
+      </w:r>
+    </w:p>
+    <w:p>
+      <w:pPr>
+        <w:spacing w:after="0" w:line="336" w:lineRule="auto"/>
+        <w:jc w:val="both"/>
+        <w:rPr>
+          <w:rFonts w:cstheme="minorHAnsi"/>
+        </w:rPr>
+      </w:pPr>
+    </w:p>
+    <w:p>
+      <w:pPr>
+        <w:spacing w:after="0" w:line="336" w:lineRule="auto"/>
+        <w:rPr>
+          <w:rFonts w:cstheme="minorHAnsi"/>
+          <w:b/>
+          <w:bCs/>
+          <w:color w:val="385623" w:themeColor="accent6" w:themeShade="80"/>
+        </w:rPr>
+      </w:pPr>
+      <w:r>
+        <w:rPr>
+          <w:rFonts w:cstheme="minorHAnsi"/>
+          <w:b/>
+          <w:bCs/>
+          <w:color w:val="385623" w:themeColor="accent6" w:themeShade="80"/>
+        </w:rPr>
+        <w:t xml:space="preserve">Слайд </w:t>
+      </w:r>
+      <w:r>
+        <w:rPr>
+          <w:rFonts w:cstheme="minorHAnsi"/>
+          <w:b/>
+          <w:bCs/>
+          <w:color w:val="385623" w:themeColor="accent6" w:themeShade="80"/>
+        </w:rPr>
+        <w:t>1</w:t>
+      </w:r>
+      <w:r>
+        <w:rPr>
+          <w:rFonts w:cstheme="minorHAnsi"/>
+          <w:b/>
+          <w:bCs/>
+          <w:color w:val="385623" w:themeColor="accent6" w:themeShade="80"/>
+        </w:rPr>
+        <w:t>1</w:t>
+      </w:r>
+    </w:p>
+    <w:p>
+      <w:pPr>
+        <w:spacing w:after="0" w:line="336" w:lineRule="auto"/>
+        <w:ind w:firstLine="709"/>
+        <w:jc w:val="both"/>
+        <w:outlineLvl w:val="0"/>
+        <w:rPr>
+          <w:rFonts w:cstheme="minorHAnsi"/>
+        </w:rPr>
+      </w:pPr>
+      <w:r>
+        <w:rPr>
+          <w:rFonts w:cstheme="minorHAnsi"/>
+        </w:rPr>
         <w:t>Спасибо за внимание</w:t>
       </w:r>
       <w:r>
@@ -1586,7 +1323,7 @@
     </w:p>
     <w:sectPr>
       <w:pgSz w:w="11906" w:h="16838"/>
-      <w:pgMar w:top="709" w:right="850" w:bottom="709" w:left="1701" w:header="708" w:footer="708" w:gutter="0"/>
+      <w:pgMar w:top="851" w:right="850" w:bottom="851" w:left="1701" w:header="708" w:footer="708" w:gutter="0"/>
       <w:cols w:space="708"/>
       <w:docGrid w:linePitch="360"/>
     </w:sectPr>
@@ -2198,6 +1935,7 @@
   <w:style w:type="character" w:default="1" w:styleId="a0">
     <w:name w:val="Default Paragraph Font"/>
     <w:uiPriority w:val="1"/>
+    <w:semiHidden/>
     <w:unhideWhenUsed/>
   </w:style>
   <w:style w:type="table" w:default="1" w:styleId="a1">
